--- a/examples/expected-table-unbalanced-loop.docx
+++ b/examples/expected-table-unbalanced-loop.docx
@@ -4,7 +4,6 @@
   <w:body>
     <w:tbl>
       <w:tblPr>
-        <w:tblStyle w:val="Tablaconcuadrcula"/>
         <w:tblW w:w="8506" w:type="dxa"/>
         <w:jc w:val="start"/>
         <w:tblInd w:w="-108" w:type="dxa"/>
